--- a/final/Harpreet_Singh_Embedded_AI_Resume.docx
+++ b/final/Harpreet_Singh_Embedded_AI_Resume.docx
@@ -78,7 +78,7 @@
           <w:color w:val="111111"/>
           <w:sz w:val="18"/>
         </w:rPr>
-        <w:t>Embedded AI and neurotechnology researcher with 13+ years across electronics design, firmware, FPGA acceleration, data engineering, cybersecurity AI, and biomedical research. Current Research Assistant and PhD student at the University of Lethbridge, building EEG/fNIRS acquisition systems, LSL-synchronized research software, and neuromorphic FPGA pipelines for computational behavioural neuroscience. Strong record translating research ideas into working hardware/software systems, from schematics and PCB bring-up to Vitis HLS, Vivado, MicroBlaze/Zynq integration, Python analytics, and board-visible validation.</w:t>
+        <w:t>Embedded AI and neurotechnology researcher with 13+ years across electronics design, firmware, FPGA acceleration, data engineering, cybersecurity AI, and biomedical research. Current Research Assistant and PhD student at the University of Lethbridge, building EEG/fNIRS acquisition, CGX/XDF dataset creation, live BCI classifier/game control, and temporal QiSNN FPGA pipelines for computational behavioural neuroscience. Strong record translating research ideas into working hardware/software systems, from schematics and PCB bring-up to Vitis HLS, Vivado, MicroBlaze/Zynq integration, Python analytics, and board-visible validation.</w:t>
       </w:r>
     </w:p>
     <w:p>
@@ -508,7 +508,7 @@
           <w:color w:val="111111"/>
           <w:sz w:val="18"/>
         </w:rPr>
-        <w:t>Build applied neuroengineering systems for BCI and brain-care research, including EEG/fNIRS acquisition, embedded device control, firmware, and Python analysis/visualization workflows.</w:t>
+        <w:t>Build current PhD neuroengineering research stack for EEG/fNIRS acquisition, CGX/XDF dataset creation, live BCI classifier/game control, embedded device control, and FPGA temporal QiSNN acceleration.</w:t>
       </w:r>
     </w:p>
     <w:p>
@@ -542,7 +542,7 @@
           <w:color w:val="111111"/>
           <w:sz w:val="18"/>
         </w:rPr>
-        <w:t>Created Sheeg research software that orchestrates CGX EEG, a behavioural game, UDP-to-LSL event markers, LabRecorder control, XDF output, manifests, stream probes, and session summaries.</w:t>
+        <w:t>Built CGX/Sheeg workflows that launch CGX Acquisition and LabRecorder, record labelled visual-stimulus XDF sessions, preprocess EEG into CSV datasets, and export model artifacts for live classification.</w:t>
       </w:r>
     </w:p>
     <w:p>
@@ -559,7 +559,7 @@
           <w:color w:val="111111"/>
           <w:sz w:val="18"/>
         </w:rPr>
-        <w:t>Built FPGA research pipelines for ANN, SNN, QSNN/QiSNN, QLIF, PC-DDM-SNN, and rodent-raster decision experiments using Vitis HLS, Vivado, MicroBlaze, BRAM windows, and UART diagnostics.</w:t>
+        <w:t>Developed closed-loop BCI/FPGA and rodent-decision pipelines using ADS1299 frames, MicroBlaze, BRAM windows, temporal QiSNN/SNN accelerators, UDP/UART intent packets, and five-state game control.</w:t>
       </w:r>
     </w:p>
     <w:p>
@@ -984,7 +984,7 @@
           <w:color w:val="0B2545"/>
           <w:sz w:val="20"/>
         </w:rPr>
-        <w:t>snn_qisnn_rodent_raster</w:t>
+        <w:t>rodent_decision_qisnn_temporal and BCI_Game_Loop_FPGA | Temporal QiSNN decision pipelines</w:t>
       </w:r>
       <w:r>
         <w:rPr>
@@ -994,7 +994,6 @@
           <w:color w:val="555555"/>
           <w:sz w:val="18"/>
         </w:rPr>
-        <w:t xml:space="preserve"> | Rodent neural raster to temporal QiSNN/SNN FPGA pipeline</w:t>
       </w:r>
     </w:p>
     <w:p>
@@ -1011,7 +1010,7 @@
           <w:color w:val="111111"/>
           <w:sz w:val="18"/>
         </w:rPr>
-        <w:t>Prepared rodent decision decoding pipeline that converts neural population raster windows into 12 x 196 temporal features for no-lick, left-lick, and right-lick prediction experiments.</w:t>
+        <w:t>Prepared a temporal QiSNN/SNN FPGA research pipeline for rodent decision prediction using DANDI-derived raster vectors, 12 time bins x 196 features, 2352-word Q10 input BRAM, and 3-class lick labels.</w:t>
       </w:r>
     </w:p>
     <w:p>
@@ -1028,7 +1027,7 @@
           <w:color w:val="111111"/>
           <w:sz w:val="18"/>
         </w:rPr>
-        <w:t>Adapted the active temporal QiSNN hardware interface with 2352-word input BRAM, AXI4-Lite ap_ctrl_hs control, fixed-point payloads, MicroBlaze readback, and debug-visible state BRAM planning.</w:t>
+        <w:t>Designed the FPGA/electronics branch of a closed-loop BCI stack where ADS1299 frames feed MicroBlaze input BRAM, an EEG-adapted active temporal QiSNN produces five intent scores, and Ethernet/Wi-Fi/UART/SPI transports drive a PC/phone game.</w:t>
       </w:r>
     </w:p>
     <w:p>
@@ -1045,7 +1044,7 @@
           <w:color w:val="111111"/>
           <w:sz w:val="18"/>
         </w:rPr>
-        <w:t>Documented active QiSNN fixed-point evaluation using deployed HLS weights with 96.34% MNIST14 accuracy plus robustness sweep outputs for noise, dropout, salt-pepper, and quantization conditions.</w:t>
+        <w:t>Connected trained/quantized EEG intent models to a shared software/hardware contract with idle, left, right, up, and down classes, Q15 confidence scoring, golden-window replay, and safety gates before live commands.</w:t>
       </w:r>
     </w:p>
     <w:p>
@@ -1138,7 +1137,7 @@
           <w:color w:val="0B2545"/>
           <w:sz w:val="20"/>
         </w:rPr>
-        <w:t>8eeg8fNIRS and Sheeg</w:t>
+        <w:t>CGX_dataset_game, BCT_8EEG_8FNIRS, and Sheeg | Closed-loop BCI research stack</w:t>
       </w:r>
       <w:r>
         <w:rPr>
@@ -1148,7 +1147,6 @@
           <w:color w:val="555555"/>
           <w:sz w:val="18"/>
         </w:rPr>
-        <w:t xml:space="preserve"> | Neurophysiology acquisition and synchronized behavioural experiment software</w:t>
       </w:r>
     </w:p>
     <w:p>
@@ -1165,7 +1163,7 @@
           <w:color w:val="111111"/>
           <w:sz w:val="18"/>
         </w:rPr>
-        <w:t>Integrated ADS1299 EEG, ADS8688 fNIRS analog sampling, DAC8565 output control, watchdog PWM, TDM MUX sequencing, and Raspberry Pi SPI/GPIO concurrency into live acquisition scripts.</w:t>
+        <w:t>Integrated ADS1299 EEG, ADS8688 fNIRS analog sampling, DAC8565 output control, watchdog PWM, TDM MUX sequencing, shared SPI0 locking, and Raspberry Pi GPIO concurrency into live acquisition scripts.</w:t>
       </w:r>
     </w:p>
     <w:p>
@@ -1182,7 +1180,7 @@
           <w:color w:val="111111"/>
           <w:sz w:val="18"/>
         </w:rPr>
-        <w:t>Built Sheeg session orchestration for EEG + behavioural game recording with CGX Acquisition, UDP-to-LSL marker bridge, stream probing, LabRecorder remote control, XDF recording, and session metadata.</w:t>
+        <w:t>Built CGX EEG dataset and game workflow: five-state visual-stimulus labels are recorded to XDF, preprocessed into labelled CSV, trained into classifier artifacts, and replayed live as INTENT UDP packets to a browser game.</w:t>
       </w:r>
     </w:p>
     <w:p>

--- a/final/Harpreet_Singh_Embedded_AI_Resume.docx
+++ b/final/Harpreet_Singh_Embedded_AI_Resume.docx
@@ -1217,6 +1217,14 @@
     </w:p>
     <w:p>
       <w:pPr>
+        <w:pStyle w:val="ListBullet"/>
+      </w:pPr>
+      <w:r>
+        <w:t>Published thesis: Singh H. A robust intrusion detection system utilizing uncertain reasoning techniques in artificial intelligence. The University of Regina (Canada); 2024.</w:t>
+      </w:r>
+    </w:p>
+    <w:p>
+      <w:pPr>
         <w:pStyle w:val="Heading2"/>
       </w:pPr>
       <w:r>

--- a/final/Harpreet_Singh_Embedded_AI_Resume.docx
+++ b/final/Harpreet_Singh_Embedded_AI_Resume.docx
@@ -814,7 +814,7 @@
           <w:color w:val="1F4E79"/>
           <w:sz w:val="24"/>
         </w:rPr>
-        <w:t>Selected GitHub Research &amp; Engineering Projects</w:t>
+        <w:t>Research &amp; Engineering Projects</w:t>
       </w:r>
     </w:p>
     <w:p>
